--- a/javoblar/028.docx
+++ b/javoblar/028.docx
@@ -165,7 +165,7 @@
         <w:spacing w:after="40"/>
       </w:pPr>
       <w:r>
-        <w:t xml:space="preserve">O'zbekiston Respublikasida profilaktik emlashlar o'tkazish kalendar rejasi (Milliy emlash kalendari). Matn: xayrullokomilov.uz kutubxonasi (ochiq manba). URL: https://xayrullokomilov.uz/kutubxona</w:t>
+        <w:t xml:space="preserve">O'zbekiston Respublikasida profilaktik emlashlar o'tkazish kalendar rejasi (Milliy emlash kalendari). O'zR Sog'liqni saqlash vazirligi.</w:t>
       </w:r>
     </w:p>
     <w:p>
@@ -178,7 +178,7 @@
         <w:spacing w:after="40"/>
       </w:pPr>
       <w:r>
-        <w:t xml:space="preserve">World Health Organization. Expanded Programme on Immunization (EPI); Immunization schedules and principles. URL: https://www.who.int/teams/immunization-vaccines-and-biologicals</w:t>
+        <w:t xml:space="preserve">World Health Organization. Immunization, vaccines and biologicals: Expanded Programme on Immunization (EPI). URL: https://www.who.int/teams/immunization-vaccines-and-biologicals</w:t>
       </w:r>
     </w:p>
     <w:sectPr>

--- a/javoblar/028.docx
+++ b/javoblar/028.docx
@@ -8,7 +8,7 @@
         <w:spacing w:after="200"/>
       </w:pPr>
       <w:r>
-        <w:t xml:space="preserve">28. O'zbekistonda emlash kalendari, emlash muddatlari</w:t>
+        <w:t xml:space="preserve">28. Shifoxona vrach epidemiologining asosiy vazifalari, ularning funksional vazifalari</w:t>
       </w:r>
     </w:p>
     <w:p>
@@ -17,7 +17,7 @@
         <w:jc w:val="both"/>
       </w:pPr>
       <w:r>
-        <w:t xml:space="preserve">Emlash kalendari — mamlakatda aholini qaysi yoshda, qaysi vaksina bilan va necha marta emlash kerakligini belgilovchi rasmiy hujjatdir. U Jahon sog'liqni saqlash tashkilotining (JSST) Kengaytirilgan immunizatsiya dasturi (EPI — Expanded Programme on Immunization) tamoyillari asosida, mamlakatning epidemiologik vaziyati va vaksinalar mavjudligini hisobga olib tuziladi [1][2]. O'zbekiston milliy emlash kalendari bolalik va o'smirlik davrini qamrab olib, bir qator boshqariladigan yuqumli kasalliklardan himoyani ta'minlaydi va davlat tomonidan bepul tarzda amalga oshiriladi. Kalendar davriy ravishda epidemiologik vaziyat va yangi vaksinalar mavjudligiga qarab qayta ko'rib chiqiladi va to'ldiriladi.</w:t>
+        <w:t xml:space="preserve">Shifoxona (gospital) vrach-epidemiologi — davolash-profilaktika muassasasida (DPM) shifoxona ichi (nozokomial) infeksiyalarining oldini olish va infeksion nazorat tizimini tashkil etish bilan shug'ullanuvchi mutaxassisdir. Shifoxona ichi infeksiyalari bemorlar va tibbiy xodimlar salomatligiga jiddiy tahdid soladi, davolash muddati va xarajatlarini oshiradi. Shu bois shifoxona epidemiologining vazifalari zamonaviy DPM faoliyatida alohida ahamiyatga ega va ular infeksion xavfsizlikni, davolash sifatini hamda bemorlar va xodimlar salomatligini ta'minlashga qaratilgan [1][2].</w:t>
       </w:r>
     </w:p>
     <w:p>
@@ -26,7 +26,7 @@
         <w:spacing w:after="80" w:before="160"/>
       </w:pPr>
       <w:r>
-        <w:t xml:space="preserve">Hayotning birinchi yilidagi emlashlar</w:t>
+        <w:t xml:space="preserve">Nozokomial infeksiyalar nazorati</w:t>
       </w:r>
     </w:p>
     <w:p>
@@ -35,7 +35,7 @@
         <w:jc w:val="both"/>
       </w:pPr>
       <w:r>
-        <w:t xml:space="preserve">O'zbekiston Respublikasida profilaktik emlashlar o'tkazish kalendar rejasiga ko'ra, emlash chaqaloqning hayotining birinchi sutkasidan boshlanadi: 1-sutkada — virusli gepatit B-ga qarshi birinchi doza (VGB-1); 2–5-kunlarda — silga qarshi BSJ-1 [1]. Keyin 2 oylikda OPV-1, rotavirus (Roto-1), pentavalent (penta-1) va pnevmokokk (PNEVMO-1); 3 oylikda OPV-2, Roto-2, penta-2, PNEVMO-2; 4 oylikda OPV-3, penta-3 va IPV emlanadi [1]. Birinchi yildagi bu intensiv emlash jadvali bolani difteriya, ko'kyo'tal, qoqshol, gepatit B, poliomielit, gemofil, pnevmokokk va rotavirus infeksiyalaridan himoyalaydi. Aynan hayotning dastlabki oylarida ko'p emlash o'tkazilishining sababi — bu davr bolalar uchun infeksiyalardan eng xavfli davr bo'lib, onadan o'tgan himoya antitelolari asta-sekin kamayib boradi va bola o'zining faol immunitetiga muhtoj bo'ladi. JSSTning Kengaytirilgan immunizatsiya dasturi aynan shu mantiqqa asoslanadi va dunyo bo'ylab millionlab bolalar hayotini saqlab qolgan [2].</w:t>
+        <w:t xml:space="preserve">Shifoxona epidemiologining asosiy vazifasi — shifoxona ichi infeksiyalarini nazorat qilishdir. U bu infeksiyalarni aniqlash, ro'yxatga olish va hisobga olishni tashkil etadi, ularning tarqalishini tahlil qiladi va xavf omillarini belgilaydi. Epidemiolog yiringli-septik asoratlar, qon orqali yuqadigan infeksiyalar (gepatit B, C, OIV) va boshqa nozokomial infeksiyalar bo'yicha epidemiologik nazorat olib boradi. Aniqlangan holatlar tahlili asosida u muammoli bo'limlar va jarayonlarni belgilaydi hamda profilaktik choralarni ishlab chiqadi. Bu nazorat shifoxona ichi infeksiyalarining oldini olishning asosidir [1]. Nozokomial infeksiyalarning o'ziga xosligi shundaki, ular ko'pincha shartli-patogen va antibiotiklarga chidamli mikroorganizmlar tomonidan, ojiz immunitetli bemorlarda yuzaga keladi va tibbiy aralashuvlar (operatsiya, kateterlar, sun'iy nafas) bilan bog'liq bo'ladi. Shu bois ularning nazorati faqat kuzatish emas, balki tibbiy jarayonlarning har bir bosqichida xavfni kamaytirishni talab qiladi. Epidemiolog bu infeksiyalarni standart ta'riflar asosida hisobga oladi, bu ma'lumotlarni to'g'ri taqqoslash imkonini beradi.</w:t>
       </w:r>
     </w:p>
     <w:p>
@@ -44,7 +44,7 @@
         <w:spacing w:after="80" w:before="160"/>
       </w:pPr>
       <w:r>
-        <w:t xml:space="preserve">Bir yoshdan keyingi emlashlar</w:t>
+        <w:t xml:space="preserve">Sanitariya-gigiyenik rejim nazorati</w:t>
       </w:r>
     </w:p>
     <w:p>
@@ -53,7 +53,7 @@
         <w:jc w:val="both"/>
       </w:pPr>
       <w:r>
-        <w:t xml:space="preserve">Keyingi muddatlar quyidagicha: 12 oylikda — qizamiq-parotit-qizilchaga qarshi QPQ-1 va PNEVMO-3; 16 oylikda — OPV-4 va AKDS-4; 6 yoshda — QPQ-2; 1-sinfda (7 yosh) — OPV-5 va ADS-M-5; 12–13 yoshda — inson papillomavirusiga qarshi vaksina (VPCH, faqat qizlar); 16 yoshda — ADS-M-6 [1]. Bu revaksinatsiyalar birinchi yilda shakllangan immunitetni mustahkamlaydi va uning davomiyligini ta'minlaydi. Kalendar izohiga ko'ra, IPV vaksinasi qo'llanilishi bilan tug'ruqxonalarda OPV-0 vaksinasi ishlatilmaydi [1].</w:t>
+        <w:t xml:space="preserve">Shifoxona epidemiologi muassasadagi sanitariya-gigiyenik va epidemiyaga qarshi rejimni nazorat qiladi. Bunga xonalar tozaligi va dezinfeksiyasi, havo rejimi, qo'l gigiyenasi, bemorlarni joylashtirish va izolyatsiya qoidalariga rioya qilish kiradi. Epidemiolog sterilizatsiya va dezinfeksiya ishini, markaziy sterilizatsiya bo'limi faoliyatini hamda tibbiy chiqindilar bilan ishlashni nazorat qiladi. U, shuningdek, bemorlarga xizmat ko'rsatishda, jarrohlik va invaziv aralashuvlarda aseptika va antiseptika qoidalariga rioya etilishini kuzatadi. Bu rejim infeksiyalar yuqishining oldini olishga xizmat qiladi [1][2].</w:t>
       </w:r>
     </w:p>
     <w:p>
@@ -62,7 +62,7 @@
         <w:spacing w:after="80" w:before="160"/>
       </w:pPr>
       <w:r>
-        <w:t xml:space="preserve">Vaksinalar va ular himoya qiladigan kasalliklar</w:t>
+        <w:t xml:space="preserve">Xodimlar salomatligi va xavfsizligi</w:t>
       </w:r>
     </w:p>
     <w:p>
@@ -71,7 +71,7 @@
         <w:jc w:val="both"/>
       </w:pPr>
       <w:r>
-        <w:t xml:space="preserve">Kalendardagi asosiy vaksinalar: VGB — virusli gepatit B; BSJ — silga qarshi; OPV va IPV — poliomielitga qarshi; Roto — rotavirus (virusli diareya)ga qarshi; pentavalent — difteriya-ko'kyo'tal-qoqshol-gepatit B-XIB infeksiyasiga qarshi; PNEVMO — pnevmokokk infeksiyaga qarshi; QPQ — qizamiq-parotit-qizilchaga qarshi; AKDS — difteriya-ko'kyo'tal-qoqsholga qarshi; ADS-M — difteriya-qoqsholga qarshi; VPCH — inson papillomavirusiga qarshi [1]. Bu vaksinalar o'tmishda bolalar o'limi va nogironligining asosiy sabablari bo'lgan kasalliklardan himoya qiladi. Ba'zi vaksinalar tirik attenuatlangan (OPV, QPQ, BSJ, rotavirus), boshqalari inaktivlangan yoki subyunit/anatoksinli (IPV, pentavalent komponentlari, pnevmokokk, gepatit B) hisoblanadi; bu farq ularning saqlanishi, qo'llanishi va qarshi ko'rsatmalarida aks etadi. Masalan, tirik vaksinalar immuntanqis bolalarga ehtiyotkorlik bilan yondashishni talab qiladi, bu esa emlash oldidan bolaning holatini baholash muhimligini ko'rsatadi.</w:t>
+        <w:t xml:space="preserve">Shifoxona epidemiologi tibbiy xodimlarning infeksion xavfsizligini ta'minlaydi. U xodimlarni virusli gepatit B va boshqa infeksiyalarga qarshi emlashni tashkil etadi, ularning tibbiy ko'rikdan o'tishini kuzatadi. Ignadan sanchilish yoki boshqa professional ekspozitsiya hollarida epidemiolog shoshilinch profilaktika (post-ekspozitsion profilaktika) choralarini tashkil etadi. U xodimlar o'rtasida infeksion xavfsizlik bo'yicha o'qitish va targ'ibot ishlarini olib boradi, shaxsiy himoya vositalaridan to'g'ri foydalanishni nazorat qiladi. Xodimlar xavfsizligi ham bemorlar, ham personal salomatligini himoya qiladi [1]. Qo'l gigiyenasi — infeksion nazoratning eng oddiy, arzon va ayni paytda eng samarali chorasi bo'lib, epidemiolog uning to'g'ri va muntazam bajarilishini alohida kuzatadi. Jahon sog'liqni saqlash tashkiloti qo'l gigiyenasini nozokomial infeksiyalarni kamaytirishning eng muhim vositalaridan biri sifatida ta'kidlaydi va bu sohada maxsus dasturlar hamda standartlar ishlab chiqilgan.</w:t>
       </w:r>
     </w:p>
     <w:p>
@@ -80,7 +80,7 @@
         <w:spacing w:after="80" w:before="160"/>
       </w:pPr>
       <w:r>
-        <w:t xml:space="preserve">Emlash muddatlariga rioya qilishning ahamiyati</w:t>
+        <w:t xml:space="preserve">Antimikrob chidamlilik va antibiotiklar nazorati</w:t>
       </w:r>
     </w:p>
     <w:p>
@@ -89,7 +89,7 @@
         <w:jc w:val="both"/>
       </w:pPr>
       <w:r>
-        <w:t xml:space="preserve">Emlash muddatlari tasodifiy emas, balki immun tizimning yetilishi, onadan o'tgan antitelolarning kamayishi va kasallik xavfining eng yuqori bo'lgan davrini hisobga olib belgilanadi. Masalan, gepatit B-ga qarshi birinchi doza hayotning birinchi sutkasida beriladi, chunki onadan bolaga yuqish xavfini kamaytirish zarur. Dozalar orasidagi oraliqqa rioya qilish immun xotirani mustahkamlaydi. JSST tamoyiliga ko'ra, agar emlash jadvali buzilgan bo'lsa, vaksinatsiya boshidan boshlanmaydi, balki uzilgan joydan davom ettiriladi [2]. Shu bois har bir dozani o'z vaqtida o'tkazish muhimdir.</w:t>
+        <w:t xml:space="preserve">Zamonaviy shifoxona epidemiologining muhim vazifalaridan biri — antimikrob chidamlilik (AMR) muammosini nazorat qilishdir. U antibiotiklardan oqilona foydalanishni (antibiotik stewardship) targ'ib qiladi, chidamli shtammlarning paydo bo'lishi va tarqalishini kuzatadi, mikrobiologik monitoring natijalarini tahlil qiladi. Chidamli mikroorganizmlar keltirgan infeksiyalar davolashni murakkablashtirgani va o'limni oshirgani uchun bu yo'nalish alohida ahamiyatga ega; JSST antimikrob chidamlilikni global sog'liq uchun eng jiddiy tahdidlardan biri deb baholaydi [2]. Epidemiolog mikrobiologiya laboratoriyasi bilan yaqin hamkorlikda ishlaydi [1][2]. U laboratoriya aniqlagan chidamli shtammlar to'g'risidagi ma'lumotlarni tahlil qiladi, ularning bo'limlar bo'yicha tarqalishini kuzatadi va shu asosda izolyatsiya hamda dezinfeksiya choralarini kuchaytiradi. Antibiotiklardan noto'g'ri va keragidan ortiq foydalanish chidamlilikning asosiy sababi bo'lgani uchun epidemiolog klinisistlar bilan birgalikda antibiotiklarni oqilona buyurish qoidalarini joriy etishga harakat qiladi.</w:t>
       </w:r>
     </w:p>
     <w:p>
@@ -98,7 +98,7 @@
         <w:spacing w:after="80" w:before="160"/>
       </w:pPr>
       <w:r>
-        <w:t xml:space="preserve">Emlashni tashkil etish</w:t>
+        <w:t xml:space="preserve">Tashkiliy va uslubiy vazifalar</w:t>
       </w:r>
     </w:p>
     <w:p>
@@ -107,7 +107,7 @@
         <w:jc w:val="both"/>
       </w:pPr>
       <w:r>
-        <w:t xml:space="preserve">Emlash davlat tibbiyot muassasalarida — poliklinikalar, qishloq vrachlik punktlari va oilaviy poliklinikalarda amalga oshiriladi. Har bir bolaning emlanganlik holati hisobga olinadi, emlanmagan yoki kechikkan bolalar faol aniqlanib emlanadi. Vaksinalar uzluksiz sovuqlik zanjiri sharoitida saqlanadi va tashiladi. Emlashdan oldin bolaning sog'lig'i baholanadi, qarshi ko'rsatmalar aniqlanadi; emlashdan keyin bola kuzatuvda qoldiriladi. Emlash qamrovi hududlar va yosh guruhlari bo'yicha tahlil qilinib, immun qatlamidagi bo'shliqlar aniqlanadi va bartaraf etiladi [1][2]. Emlash ishi hujjatlashtiriladi: har bir o'tkazilgan emlash bola tibbiy hujjatlarida qayd etiladi, bu esa qamrovni hisoblash va emlanganlik holatini kuzatish imkonini beradi. Emlashdan keyingi noxush hodisalar (AEFI) ham qayd etilib, tahlil qilinadi; bu vaksina xavfsizligini monitoring qilish va aholi ishonchini saqlashning muhim mexanizmidir.</w:t>
+        <w:t xml:space="preserve">Shifoxona epidemiologi infeksion nazorat bo'yicha ichki tartib-qoidalar, yo'riqnomalar va rejalarni ishlab chiqadi. U infeksion nazorat komissiyasi faoliyatini muvofiqlashtiradi, tibbiy xodimlarga uslubiy rahbarlik qiladi va ularni o'qitadi. Epidemiolog nozokomial infeksiyalar bo'yicha hisobotlarni yuritadi, tahliliy ma'lumotlar tayyorlaydi va rahbariyatga tavsiyalar beradi. U muassasa faoliyatini amaldagi SanPiN va uslubiy ko'rsatmalarga muvofiqlashtiradi hamda tashqi tekshiruvlarga tayyorgarlikni ta'minlaydi. Bu tashkiliy ish infeksion nazorat tizimining yaxlitligini ta'minlaydi [1]. Infeksion nazorat butun muassasa xodimlarining ishtirokini talab qilgani uchun epidemiolog o'qitish, ko'nikmalarni shakllantirish va infeksion xavfsizlik madaniyatini yaratishga katta e'tibor beradi. U faqat talab qo'yuvchi nazoratchi emas, balki xodimlarga yordam beruvchi maslahatchi va o'qituvchi sifatida ham faoliyat yuritadi; bunday yondashuv qoidalarga rioya qilishni rasmiy majburiyat emas, balki ongli odatga aylantiradi.</w:t>
       </w:r>
     </w:p>
     <w:p>
@@ -116,7 +116,7 @@
         <w:spacing w:after="80" w:before="160"/>
       </w:pPr>
       <w:r>
-        <w:t xml:space="preserve">Epidemiologik ahamiyati</w:t>
+        <w:t xml:space="preserve">Epidemik o'choqlarda ishlash</w:t>
       </w:r>
     </w:p>
     <w:p>
@@ -125,7 +125,7 @@
         <w:jc w:val="both"/>
       </w:pPr>
       <w:r>
-        <w:t xml:space="preserve">Emlash kalendariga rioya qilish boshqariladigan infeksiyalarga qarshi kurashning asosidir. Yuqori va barqaror emlash qamrovi jamoaviy immunitetni shakllantirib, qo'zg'atuvchining aholi orasida uzatilishini uzadi va hatto emlanmagan shaxslarni ham bilvosita himoya qiladi. Emlash qamrovining pasayishi esa kasalliklarning qaytadan avj olishiga olib keladi; shu bois JSST global darajada emlash qamrovini yuqori ushlab turishga chaqiradi [2]. O'zbekistonda emlash dasturi poliomielit va boshqa infeksiyalar bo'yicha sezilarli yutuqlarga erishishda muhim rol o'ynagan. Qizamiq kabi o'ta yuqumli kasalliklarda jamoaviy immunitetga erishish uchun aholining juda katta ulushi — ba'zan 95% dan ortig'i — emlangan bo'lishi talab etiladi, chunki bu kasalliklarning bazaviy reproduksiya ko'rsatkichi (R0) juda yuqori. Shu bois hatto kichik qamrov pasayishi ham epidemiyaga olib kelishi mumkin, buni so'nggi yillardagi global qizamiq avj olishlari tasdiqlaydi [2].</w:t>
+        <w:t xml:space="preserve">Shifoxona ichida nozokomial infeksiya avj olganda (vspishka) epidemiolog o'choqni tekshiradi, infeksiya manbaini va yuqish yo'lini aniqlaydi hamda uni bartaraf etish choralarini tashkil etadi. U qo'shimcha dezinfeksiya, bemorlarni ajratish, zarur bo'lganda bo'limni vaqtincha yopish kabi tadbirlarni amalga oshiradi. Epidemiolog shuningdek tashqaridan kelgan yuqumli kasalliklar (masalan, qabul bo'limida aniqlangan infeksion bemor) bo'yicha ham tezkor choralar ko'radi. Bu ishda tezkorlik va aniqlik hal qiluvchi ahamiyatga ega [1][2]. O'choqni tekshirishda epidemiolog yagona manbani aniqlash uchun bemorlar, xodimlar, jihozlar va jarayonlar o'rtasidagi bog'liqlikni o'rganadi; zarur bo'lganda qo'zg'atuvchi shtammlarini molekulyar usulda taqqoslaydi. Olingan natijalar asosida u aniq, maqsadli choralar belgilaydi va ularning bajarilishini nazorat qiladi, so'ngra o'choq bartaraf etilganini tasdiqlaydi.</w:t>
       </w:r>
     </w:p>
     <w:p>
@@ -143,7 +143,7 @@
         <w:jc w:val="both"/>
       </w:pPr>
       <w:r>
-        <w:t xml:space="preserve">O'zbekiston milliy emlash kalendari hayotning birinchi sutkasidan (VGB) boshlab 16 yoshgacha (ADS-M) bo'lgan davrni qamrab oladi va JSST EPI tamoyillariga asoslanadi. Emlash muddatlari immun tizimning yetilishi va kasallik xavfini hisobga olib belgilanadi; dozalar ketma-ketligi va oraliqlariga rioya qilish muhimdir. Kalendar difteriya, ko'kyo'tal, qoqshol, poliomielit, qizamiq, parotit, qizilcha, gepatit B, sil, rotavirus, pnevmokokk, gemofil va papillomavirus infeksiyalaridan himoya qiladi. Yuqori emlash qamrovi jamoaviy immunitetni ta'minlab, bu kasalliklarning oldini olishning kalitidir. Vrach-epidemiolog uchun milliy emlash kalendarini, emlash muddatlarini va ularni amalga oshirish qoidalarini puxta bilish immunprofilaktikani to'g'ri tashkil etishning zaruriy shartidir.</w:t>
+        <w:t xml:space="preserve">Shifoxona vrach-epidemiologining asosiy vazifalari nozokomial infeksiyalarni nazorat qilish, sanitariya-gigiyenik va epidemiyaga qarshi rejimni ta'minlash, xodimlar infeksion xavfsizligini saqlash, antimikrob chidamlilikni va antibiotiklardan foydalanishni nazorat qilish, tashkiliy-uslubiy ishlarni olib borish hamda shifoxona ichidagi epidemik o'choqlarda chora ko'rishni qamrab oladi. Uning faoliyati bemorlar va tibbiy xodimlarni infeksiyalardan himoya qilishga, davolash sifati va xavfsizligini oshirishga qaratilgan. Shu bois shifoxona epidemiologi zamonaviy DPMda infeksion xavfsizlik tizimining markaziy figurasi bo'lib, uning samarali ishi davolash muassasasining umumiy sifati va bemorlar ishonchining muhim ko'rsatkichi hisoblanadi.</w:t>
       </w:r>
     </w:p>
     <w:p>
@@ -165,7 +165,7 @@
         <w:spacing w:after="40"/>
       </w:pPr>
       <w:r>
-        <w:t xml:space="preserve">O'zbekiston Respublikasida profilaktik emlashlar o'tkazish kalendar rejasi (Milliy emlash kalendari). O'zR Sog'liqni saqlash vazirligi.</w:t>
+        <w:t xml:space="preserve">World Health Organization. Guidelines on core components of infection prevention and control programmes. Geneva: WHO. URL: https://www.who.int/publications/i/item/9789241549929</w:t>
       </w:r>
     </w:p>
     <w:p>
@@ -178,7 +178,20 @@
         <w:spacing w:after="40"/>
       </w:pPr>
       <w:r>
-        <w:t xml:space="preserve">World Health Organization. Immunization, vaccines and biologicals: Expanded Programme on Immunization (EPI). URL: https://www.who.int/teams/immunization-vaccines-and-biologicals</w:t>
+        <w:t xml:space="preserve">SanQvaM № 0365-19. Tibbiy anjom-asboblar va buyumlarni sterilizatsiya qilish markazlarini loyihalashtirish, qurish va ekspluatatsiya qilish sanitariya qoidalari va me'yorlari. — Toshkent, 2019.</w:t>
+      </w:r>
+    </w:p>
+    <w:p>
+      <w:pPr>
+        <w:pStyle w:val="ListParagraph"/>
+        <w:numPr>
+          <w:ilvl w:val="0"/>
+          <w:numId w:val="2"/>
+        </w:numPr>
+        <w:spacing w:after="40"/>
+      </w:pPr>
+      <w:r>
+        <w:t xml:space="preserve">Mirtazayev O.M., Zuyeva L.P., Matnazarova G.S. Epidemiologiya. — Toshkent, 2016.</w:t>
       </w:r>
     </w:p>
     <w:sectPr>
@@ -384,6 +397,18 @@
       <w:lvlJc w:val="left"/>
       <w:pPr>
         <w:ind w:left="576" w:hanging="316"/>
+      </w:pPr>
+    </w:lvl>
+  </w:abstractNum>
+  <w:abstractNum w:abstractNumId="90">
+    <w:multiLevelType w:val="hybridMultilevel"/>
+    <w:lvl w:ilvl="0">
+      <w:start w:val="1"/>
+      <w:numFmt w:val="decimal"/>
+      <w:lvlText w:val="%1)"/>
+      <w:lvlJc w:val="left"/>
+      <w:pPr>
+        <w:ind w:left="851" w:hanging="425"/>
       </w:pPr>
     </w:lvl>
   </w:abstractNum>

--- a/javoblar/028.docx
+++ b/javoblar/028.docx
@@ -5,153 +5,296 @@
     <w:p>
       <w:pPr>
         <w:pStyle w:val="Heading1"/>
-        <w:spacing w:after="200"/>
-      </w:pPr>
-      <w:r>
+        <w:spacing w:after="240"/>
+        <w:jc w:val="center"/>
+      </w:pPr>
+      <w:r>
+        <w:rPr>
+          <w:rFonts w:ascii="Times New Roman" w:cs="Times New Roman" w:eastAsia="Times New Roman" w:hAnsi="Times New Roman"/>
+          <w:b/>
+          <w:bCs/>
+          <w:sz w:val="28"/>
+          <w:szCs w:val="28"/>
+        </w:rPr>
         <w:t xml:space="preserve">28. Shifoxona vrach epidemiologining asosiy vazifalari, ularning funksional vazifalari</w:t>
       </w:r>
     </w:p>
     <w:p>
       <w:pPr>
-        <w:spacing w:after="120"/>
+        <w:spacing w:after="120" w:line="276"/>
+        <w:ind w:firstLine="567"/>
         <w:jc w:val="both"/>
       </w:pPr>
       <w:r>
+        <w:rPr>
+          <w:rFonts w:ascii="Times New Roman" w:cs="Times New Roman" w:eastAsia="Times New Roman" w:hAnsi="Times New Roman"/>
+          <w:sz w:val="28"/>
+          <w:szCs w:val="28"/>
+        </w:rPr>
         <w:t xml:space="preserve">Shifoxona (gospital) vrach-epidemiologi — davolash-profilaktika muassasasida (DPM) shifoxona ichi (nozokomial) infeksiyalarining oldini olish va infeksion nazorat tizimini tashkil etish bilan shug'ullanuvchi mutaxassisdir. Shifoxona ichi infeksiyalari bemorlar va tibbiy xodimlar salomatligiga jiddiy tahdid soladi, davolash muddati va xarajatlarini oshiradi. Shu bois shifoxona epidemiologining vazifalari zamonaviy DPM faoliyatida alohida ahamiyatga ega va ular infeksion xavfsizlikni, davolash sifatini hamda bemorlar va xodimlar salomatligini ta'minlashga qaratilgan [1][2].</w:t>
       </w:r>
     </w:p>
     <w:p>
       <w:pPr>
         <w:pStyle w:val="Heading2"/>
-        <w:spacing w:after="80" w:before="160"/>
-      </w:pPr>
-      <w:r>
+        <w:spacing w:after="100" w:before="200"/>
+      </w:pPr>
+      <w:r>
+        <w:rPr>
+          <w:rFonts w:ascii="Times New Roman" w:cs="Times New Roman" w:eastAsia="Times New Roman" w:hAnsi="Times New Roman"/>
+          <w:b/>
+          <w:bCs/>
+          <w:sz w:val="28"/>
+          <w:szCs w:val="28"/>
+        </w:rPr>
         <w:t xml:space="preserve">Nozokomial infeksiyalar nazorati</w:t>
       </w:r>
     </w:p>
     <w:p>
       <w:pPr>
-        <w:spacing w:after="120"/>
+        <w:spacing w:after="120" w:line="276"/>
+        <w:ind w:firstLine="567"/>
         <w:jc w:val="both"/>
       </w:pPr>
       <w:r>
+        <w:rPr>
+          <w:rFonts w:ascii="Times New Roman" w:cs="Times New Roman" w:eastAsia="Times New Roman" w:hAnsi="Times New Roman"/>
+          <w:sz w:val="28"/>
+          <w:szCs w:val="28"/>
+        </w:rPr>
         <w:t xml:space="preserve">Shifoxona epidemiologining asosiy vazifasi — shifoxona ichi infeksiyalarini nazorat qilishdir. U bu infeksiyalarni aniqlash, ro'yxatga olish va hisobga olishni tashkil etadi, ularning tarqalishini tahlil qiladi va xavf omillarini belgilaydi. Epidemiolog yiringli-septik asoratlar, qon orqali yuqadigan infeksiyalar (gepatit B, C, OIV) va boshqa nozokomial infeksiyalar bo'yicha epidemiologik nazorat olib boradi. Aniqlangan holatlar tahlili asosida u muammoli bo'limlar va jarayonlarni belgilaydi hamda profilaktik choralarni ishlab chiqadi. Bu nazorat shifoxona ichi infeksiyalarining oldini olishning asosidir [1]. Nozokomial infeksiyalarning o'ziga xosligi shundaki, ular ko'pincha shartli-patogen va antibiotiklarga chidamli mikroorganizmlar tomonidan, ojiz immunitetli bemorlarda yuzaga keladi va tibbiy aralashuvlar (operatsiya, kateterlar, sun'iy nafas) bilan bog'liq bo'ladi. Shu bois ularning nazorati faqat kuzatish emas, balki tibbiy jarayonlarning har bir bosqichida xavfni kamaytirishni talab qiladi. Epidemiolog bu infeksiyalarni standart ta'riflar asosida hisobga oladi, bu ma'lumotlarni to'g'ri taqqoslash imkonini beradi.</w:t>
       </w:r>
     </w:p>
     <w:p>
       <w:pPr>
         <w:pStyle w:val="Heading2"/>
-        <w:spacing w:after="80" w:before="160"/>
-      </w:pPr>
-      <w:r>
+        <w:spacing w:after="100" w:before="200"/>
+      </w:pPr>
+      <w:r>
+        <w:rPr>
+          <w:rFonts w:ascii="Times New Roman" w:cs="Times New Roman" w:eastAsia="Times New Roman" w:hAnsi="Times New Roman"/>
+          <w:b/>
+          <w:bCs/>
+          <w:sz w:val="28"/>
+          <w:szCs w:val="28"/>
+        </w:rPr>
         <w:t xml:space="preserve">Sanitariya-gigiyenik rejim nazorati</w:t>
       </w:r>
     </w:p>
     <w:p>
       <w:pPr>
-        <w:spacing w:after="120"/>
+        <w:spacing w:after="120" w:line="276"/>
+        <w:ind w:firstLine="567"/>
         <w:jc w:val="both"/>
       </w:pPr>
       <w:r>
+        <w:rPr>
+          <w:rFonts w:ascii="Times New Roman" w:cs="Times New Roman" w:eastAsia="Times New Roman" w:hAnsi="Times New Roman"/>
+          <w:sz w:val="28"/>
+          <w:szCs w:val="28"/>
+        </w:rPr>
         <w:t xml:space="preserve">Shifoxona epidemiologi muassasadagi sanitariya-gigiyenik va epidemiyaga qarshi rejimni nazorat qiladi. Bunga xonalar tozaligi va dezinfeksiyasi, havo rejimi, qo'l gigiyenasi, bemorlarni joylashtirish va izolyatsiya qoidalariga rioya qilish kiradi. Epidemiolog sterilizatsiya va dezinfeksiya ishini, markaziy sterilizatsiya bo'limi faoliyatini hamda tibbiy chiqindilar bilan ishlashni nazorat qiladi. U, shuningdek, bemorlarga xizmat ko'rsatishda, jarrohlik va invaziv aralashuvlarda aseptika va antiseptika qoidalariga rioya etilishini kuzatadi. Bu rejim infeksiyalar yuqishining oldini olishga xizmat qiladi [1][2].</w:t>
       </w:r>
     </w:p>
     <w:p>
       <w:pPr>
         <w:pStyle w:val="Heading2"/>
-        <w:spacing w:after="80" w:before="160"/>
-      </w:pPr>
-      <w:r>
+        <w:spacing w:after="100" w:before="200"/>
+      </w:pPr>
+      <w:r>
+        <w:rPr>
+          <w:rFonts w:ascii="Times New Roman" w:cs="Times New Roman" w:eastAsia="Times New Roman" w:hAnsi="Times New Roman"/>
+          <w:b/>
+          <w:bCs/>
+          <w:sz w:val="28"/>
+          <w:szCs w:val="28"/>
+        </w:rPr>
         <w:t xml:space="preserve">Xodimlar salomatligi va xavfsizligi</w:t>
       </w:r>
     </w:p>
     <w:p>
       <w:pPr>
-        <w:spacing w:after="120"/>
+        <w:spacing w:after="120" w:line="276"/>
+        <w:ind w:firstLine="567"/>
         <w:jc w:val="both"/>
       </w:pPr>
       <w:r>
+        <w:rPr>
+          <w:rFonts w:ascii="Times New Roman" w:cs="Times New Roman" w:eastAsia="Times New Roman" w:hAnsi="Times New Roman"/>
+          <w:sz w:val="28"/>
+          <w:szCs w:val="28"/>
+        </w:rPr>
         <w:t xml:space="preserve">Shifoxona epidemiologi tibbiy xodimlarning infeksion xavfsizligini ta'minlaydi. U xodimlarni virusli gepatit B va boshqa infeksiyalarga qarshi emlashni tashkil etadi, ularning tibbiy ko'rikdan o'tishini kuzatadi. Ignadan sanchilish yoki boshqa professional ekspozitsiya hollarida epidemiolog shoshilinch profilaktika (post-ekspozitsion profilaktika) choralarini tashkil etadi. U xodimlar o'rtasida infeksion xavfsizlik bo'yicha o'qitish va targ'ibot ishlarini olib boradi, shaxsiy himoya vositalaridan to'g'ri foydalanishni nazorat qiladi. Xodimlar xavfsizligi ham bemorlar, ham personal salomatligini himoya qiladi [1]. Qo'l gigiyenasi — infeksion nazoratning eng oddiy, arzon va ayni paytda eng samarali chorasi bo'lib, epidemiolog uning to'g'ri va muntazam bajarilishini alohida kuzatadi. Jahon sog'liqni saqlash tashkiloti qo'l gigiyenasini nozokomial infeksiyalarni kamaytirishning eng muhim vositalaridan biri sifatida ta'kidlaydi va bu sohada maxsus dasturlar hamda standartlar ishlab chiqilgan.</w:t>
       </w:r>
     </w:p>
     <w:p>
       <w:pPr>
         <w:pStyle w:val="Heading2"/>
-        <w:spacing w:after="80" w:before="160"/>
-      </w:pPr>
-      <w:r>
+        <w:spacing w:after="100" w:before="200"/>
+      </w:pPr>
+      <w:r>
+        <w:rPr>
+          <w:rFonts w:ascii="Times New Roman" w:cs="Times New Roman" w:eastAsia="Times New Roman" w:hAnsi="Times New Roman"/>
+          <w:b/>
+          <w:bCs/>
+          <w:sz w:val="28"/>
+          <w:szCs w:val="28"/>
+        </w:rPr>
         <w:t xml:space="preserve">Antimikrob chidamlilik va antibiotiklar nazorati</w:t>
       </w:r>
     </w:p>
     <w:p>
       <w:pPr>
-        <w:spacing w:after="120"/>
+        <w:spacing w:after="120" w:line="276"/>
+        <w:ind w:firstLine="567"/>
         <w:jc w:val="both"/>
       </w:pPr>
       <w:r>
+        <w:rPr>
+          <w:rFonts w:ascii="Times New Roman" w:cs="Times New Roman" w:eastAsia="Times New Roman" w:hAnsi="Times New Roman"/>
+          <w:sz w:val="28"/>
+          <w:szCs w:val="28"/>
+        </w:rPr>
         <w:t xml:space="preserve">Zamonaviy shifoxona epidemiologining muhim vazifalaridan biri — antimikrob chidamlilik (AMR) muammosini nazorat qilishdir. U antibiotiklardan oqilona foydalanishni (antibiotik stewardship) targ'ib qiladi, chidamli shtammlarning paydo bo'lishi va tarqalishini kuzatadi, mikrobiologik monitoring natijalarini tahlil qiladi. Chidamli mikroorganizmlar keltirgan infeksiyalar davolashni murakkablashtirgani va o'limni oshirgani uchun bu yo'nalish alohida ahamiyatga ega; JSST antimikrob chidamlilikni global sog'liq uchun eng jiddiy tahdidlardan biri deb baholaydi [2]. Epidemiolog mikrobiologiya laboratoriyasi bilan yaqin hamkorlikda ishlaydi [1][2]. U laboratoriya aniqlagan chidamli shtammlar to'g'risidagi ma'lumotlarni tahlil qiladi, ularning bo'limlar bo'yicha tarqalishini kuzatadi va shu asosda izolyatsiya hamda dezinfeksiya choralarini kuchaytiradi. Antibiotiklardan noto'g'ri va keragidan ortiq foydalanish chidamlilikning asosiy sababi bo'lgani uchun epidemiolog klinisistlar bilan birgalikda antibiotiklarni oqilona buyurish qoidalarini joriy etishga harakat qiladi.</w:t>
       </w:r>
     </w:p>
     <w:p>
       <w:pPr>
         <w:pStyle w:val="Heading2"/>
-        <w:spacing w:after="80" w:before="160"/>
-      </w:pPr>
-      <w:r>
+        <w:spacing w:after="100" w:before="200"/>
+      </w:pPr>
+      <w:r>
+        <w:rPr>
+          <w:rFonts w:ascii="Times New Roman" w:cs="Times New Roman" w:eastAsia="Times New Roman" w:hAnsi="Times New Roman"/>
+          <w:b/>
+          <w:bCs/>
+          <w:sz w:val="28"/>
+          <w:szCs w:val="28"/>
+        </w:rPr>
         <w:t xml:space="preserve">Tashkiliy va uslubiy vazifalar</w:t>
       </w:r>
     </w:p>
     <w:p>
       <w:pPr>
-        <w:spacing w:after="120"/>
+        <w:spacing w:after="120" w:line="276"/>
+        <w:ind w:firstLine="567"/>
         <w:jc w:val="both"/>
       </w:pPr>
       <w:r>
+        <w:rPr>
+          <w:rFonts w:ascii="Times New Roman" w:cs="Times New Roman" w:eastAsia="Times New Roman" w:hAnsi="Times New Roman"/>
+          <w:sz w:val="28"/>
+          <w:szCs w:val="28"/>
+        </w:rPr>
         <w:t xml:space="preserve">Shifoxona epidemiologi infeksion nazorat bo'yicha ichki tartib-qoidalar, yo'riqnomalar va rejalarni ishlab chiqadi. U infeksion nazorat komissiyasi faoliyatini muvofiqlashtiradi, tibbiy xodimlarga uslubiy rahbarlik qiladi va ularni o'qitadi. Epidemiolog nozokomial infeksiyalar bo'yicha hisobotlarni yuritadi, tahliliy ma'lumotlar tayyorlaydi va rahbariyatga tavsiyalar beradi. U muassasa faoliyatini amaldagi SanPiN va uslubiy ko'rsatmalarga muvofiqlashtiradi hamda tashqi tekshiruvlarga tayyorgarlikni ta'minlaydi. Bu tashkiliy ish infeksion nazorat tizimining yaxlitligini ta'minlaydi [1]. Infeksion nazorat butun muassasa xodimlarining ishtirokini talab qilgani uchun epidemiolog o'qitish, ko'nikmalarni shakllantirish va infeksion xavfsizlik madaniyatini yaratishga katta e'tibor beradi. U faqat talab qo'yuvchi nazoratchi emas, balki xodimlarga yordam beruvchi maslahatchi va o'qituvchi sifatida ham faoliyat yuritadi; bunday yondashuv qoidalarga rioya qilishni rasmiy majburiyat emas, balki ongli odatga aylantiradi.</w:t>
       </w:r>
     </w:p>
     <w:p>
       <w:pPr>
         <w:pStyle w:val="Heading2"/>
-        <w:spacing w:after="80" w:before="160"/>
-      </w:pPr>
-      <w:r>
+        <w:spacing w:after="100" w:before="200"/>
+      </w:pPr>
+      <w:r>
+        <w:rPr>
+          <w:rFonts w:ascii="Times New Roman" w:cs="Times New Roman" w:eastAsia="Times New Roman" w:hAnsi="Times New Roman"/>
+          <w:b/>
+          <w:bCs/>
+          <w:sz w:val="28"/>
+          <w:szCs w:val="28"/>
+        </w:rPr>
         <w:t xml:space="preserve">Epidemik o'choqlarda ishlash</w:t>
       </w:r>
     </w:p>
     <w:p>
       <w:pPr>
-        <w:spacing w:after="120"/>
+        <w:spacing w:after="120" w:line="276"/>
+        <w:ind w:firstLine="567"/>
         <w:jc w:val="both"/>
       </w:pPr>
       <w:r>
+        <w:rPr>
+          <w:rFonts w:ascii="Times New Roman" w:cs="Times New Roman" w:eastAsia="Times New Roman" w:hAnsi="Times New Roman"/>
+          <w:sz w:val="28"/>
+          <w:szCs w:val="28"/>
+        </w:rPr>
         <w:t xml:space="preserve">Shifoxona ichida nozokomial infeksiya avj olganda (vspishka) epidemiolog o'choqni tekshiradi, infeksiya manbaini va yuqish yo'lini aniqlaydi hamda uni bartaraf etish choralarini tashkil etadi. U qo'shimcha dezinfeksiya, bemorlarni ajratish, zarur bo'lganda bo'limni vaqtincha yopish kabi tadbirlarni amalga oshiradi. Epidemiolog shuningdek tashqaridan kelgan yuqumli kasalliklar (masalan, qabul bo'limida aniqlangan infeksion bemor) bo'yicha ham tezkor choralar ko'radi. Bu ishda tezkorlik va aniqlik hal qiluvchi ahamiyatga ega [1][2]. O'choqni tekshirishda epidemiolog yagona manbani aniqlash uchun bemorlar, xodimlar, jihozlar va jarayonlar o'rtasidagi bog'liqlikni o'rganadi; zarur bo'lganda qo'zg'atuvchi shtammlarini molekulyar usulda taqqoslaydi. Olingan natijalar asosida u aniq, maqsadli choralar belgilaydi va ularning bajarilishini nazorat qiladi, so'ngra o'choq bartaraf etilganini tasdiqlaydi.</w:t>
       </w:r>
     </w:p>
     <w:p>
       <w:pPr>
         <w:pStyle w:val="Heading2"/>
-        <w:spacing w:after="80" w:before="160"/>
-      </w:pPr>
-      <w:r>
+        <w:spacing w:after="100" w:before="200"/>
+      </w:pPr>
+      <w:r>
+        <w:rPr>
+          <w:rFonts w:ascii="Times New Roman" w:cs="Times New Roman" w:eastAsia="Times New Roman" w:hAnsi="Times New Roman"/>
+          <w:b/>
+          <w:bCs/>
+          <w:sz w:val="28"/>
+          <w:szCs w:val="28"/>
+        </w:rPr>
+        <w:t xml:space="preserve">Infeksion nazorat komissiyasi va epidemiolog</w:t>
+      </w:r>
+    </w:p>
+    <w:p>
+      <w:pPr>
+        <w:spacing w:after="120" w:line="276"/>
+        <w:ind w:firstLine="567"/>
+        <w:jc w:val="both"/>
+      </w:pPr>
+      <w:r>
+        <w:rPr>
+          <w:rFonts w:ascii="Times New Roman" w:cs="Times New Roman" w:eastAsia="Times New Roman" w:hAnsi="Times New Roman"/>
+          <w:sz w:val="28"/>
+          <w:szCs w:val="28"/>
+        </w:rPr>
+        <w:t xml:space="preserve">Sog'liqni saqlash vazirligining 2019-yildagi 92-son buyrug'iga ko'ra, shifoxona ichi infeksiyalarining oldini olish bo'yicha infeksion nazorat komissiyasining asosiy yo'nalishi shifoxona ichi infeksiyalarini aniqlash va ro'yxatga olishni yo'lga qo'yish, ularni bartaraf etish bo'yicha profilaktik choralarni ishlab chiqish va ularning bajarilishini tashkil etishdan iborat [3]. Buyruqda komissiya ishini faollashtirish, sanitariya-gigiyena va epidemiyaga qarshi tadbirlar hamda dezinfeksiya va sterilizatsiya rejimlari bajarilishi ustidan nazorat, shifoxona ichi infeksiyalarini aniqlash va ro'yxatga olish bo'yicha doimiy operativ va retrospektiv tahlil, parenteral muolajalarni oylik o'rganish, har bir tibbiyot xodimini ishga kirishdan oldin va ish davomida o'qitish, shuningdek DPM va DSENM xodimlari bilimini yiliga bir marta attestatsiyadan o'tkazish topshirilgan [3]. Qonun mansabdor shaxslarga yuqumli kasalliklar paydo bo'lish sabablari va sharoitlarini aniqlash va xavflar haqida aholini xabardor qilish majburiyatini yuklaydi [4].</w:t>
+      </w:r>
+    </w:p>
+    <w:p>
+      <w:pPr>
+        <w:pStyle w:val="Heading2"/>
+        <w:spacing w:after="100" w:before="200"/>
+      </w:pPr>
+      <w:r>
+        <w:rPr>
+          <w:rFonts w:ascii="Times New Roman" w:cs="Times New Roman" w:eastAsia="Times New Roman" w:hAnsi="Times New Roman"/>
+          <w:b/>
+          <w:bCs/>
+          <w:sz w:val="28"/>
+          <w:szCs w:val="28"/>
+        </w:rPr>
         <w:t xml:space="preserve">Xulosa</w:t>
       </w:r>
     </w:p>
     <w:p>
       <w:pPr>
-        <w:spacing w:after="120"/>
+        <w:spacing w:after="120" w:line="276"/>
+        <w:ind w:firstLine="567"/>
         <w:jc w:val="both"/>
       </w:pPr>
       <w:r>
-        <w:t xml:space="preserve">Shifoxona vrach-epidemiologining asosiy vazifalari nozokomial infeksiyalarni nazorat qilish, sanitariya-gigiyenik va epidemiyaga qarshi rejimni ta'minlash, xodimlar infeksion xavfsizligini saqlash, antimikrob chidamlilikni va antibiotiklardan foydalanishni nazorat qilish, tashkiliy-uslubiy ishlarni olib borish hamda shifoxona ichidagi epidemik o'choqlarda chora ko'rishni qamrab oladi. Uning faoliyati bemorlar va tibbiy xodimlarni infeksiyalardan himoya qilishga, davolash sifati va xavfsizligini oshirishga qaratilgan. Shu bois shifoxona epidemiologi zamonaviy DPMda infeksion xavfsizlik tizimining markaziy figurasi bo'lib, uning samarali ishi davolash muassasasining umumiy sifati va bemorlar ishonchining muhim ko'rsatkichi hisoblanadi.</w:t>
+        <w:rPr>
+          <w:rFonts w:ascii="Times New Roman" w:cs="Times New Roman" w:eastAsia="Times New Roman" w:hAnsi="Times New Roman"/>
+          <w:sz w:val="28"/>
+          <w:szCs w:val="28"/>
+        </w:rPr>
+        <w:t xml:space="preserve">Shifoxona vrach-epidemiologining asosiy vazifalari nozokomial infeksiyalarni nazorat qilish, sanitariya-gigiyenik va epidemiyaga qarshi rejimni ta'minlash, xodimlar infeksion xavfsizligini saqlash, antimikrob chidamlilikni va antibiotiklardan foydalanishni nazorat qilish, tashkiliy-uslubiy ishlarni olib borish hamda shifoxona ichidagi epidemik o'choqlarda chora ko'rishni qamrab oladi. Uning faoliyati bemorlar va tibbiy xodimlarni infeksiyalardan himoya qilishga, davolash sifati va xavfsizligini oshirishga qaratilgan. Shu bois shifoxona epidemiologi zamonaviy DPMda infeksion xavfsizlik tizimining markaziy figurasi bo'lib, uning samarali ishi davolash muassasasining umumiy sifati va bemorlar ishonchining muhim ko'rsatkichi hisoblanadi. JSST infeksion nazorat dasturlari milliy va muassasa darajasida bo'lishi, ularning samaradorligi esa bemorlar orasida tibbiy yordam bilan bog'liq infeksiyalar ko'rsatkichini kamaytirishi kerakligini ta'kidlaydi [1]. Xalqaro yondashuvda ham yuqish zanjirining aralashuvga eng sezgir bo'g'iniga nazorat qaratiladi [5].</w:t>
       </w:r>
     </w:p>
     <w:p>
       <w:pPr>
         <w:pStyle w:val="Heading2"/>
-        <w:spacing w:after="80" w:before="220"/>
-      </w:pPr>
-      <w:r>
+        <w:spacing w:after="100" w:before="280"/>
+      </w:pPr>
+      <w:r>
+        <w:rPr>
+          <w:rFonts w:ascii="Times New Roman" w:cs="Times New Roman" w:eastAsia="Times New Roman" w:hAnsi="Times New Roman"/>
+          <w:b/>
+          <w:bCs/>
+          <w:sz w:val="28"/>
+          <w:szCs w:val="28"/>
+        </w:rPr>
         <w:t xml:space="preserve">Foydalanilgan adabiyotlar</w:t>
       </w:r>
     </w:p>
@@ -162,10 +305,15 @@
           <w:ilvl w:val="0"/>
           <w:numId w:val="2"/>
         </w:numPr>
-        <w:spacing w:after="40"/>
-      </w:pPr>
-      <w:r>
-        <w:t xml:space="preserve">World Health Organization. Guidelines on core components of infection prevention and control programmes. Geneva: WHO. URL: https://www.who.int/publications/i/item/9789241549929</w:t>
+        <w:spacing w:after="80" w:line="260"/>
+      </w:pPr>
+      <w:r>
+        <w:rPr>
+          <w:rFonts w:ascii="Times New Roman" w:cs="Times New Roman" w:eastAsia="Times New Roman" w:hAnsi="Times New Roman"/>
+          <w:sz w:val="28"/>
+          <w:szCs w:val="28"/>
+        </w:rPr>
+        <w:t xml:space="preserve">World Health Organization. Guidelines on core components of infection prevention and control programmes at the national and acute health care facility level. Geneva: WHO, 2016. ISBN 978-92-4-154992-9. URL: https://www.who.int/publications/i/item/9789241549929 (kirilgan sana: 30.10.2026).</w:t>
       </w:r>
     </w:p>
     <w:p>
@@ -175,10 +323,15 @@
           <w:ilvl w:val="0"/>
           <w:numId w:val="2"/>
         </w:numPr>
-        <w:spacing w:after="40"/>
-      </w:pPr>
-      <w:r>
-        <w:t xml:space="preserve">SanQvaM № 0365-19. Tibbiy anjom-asboblar va buyumlarni sterilizatsiya qilish markazlarini loyihalashtirish, qurish va ekspluatatsiya qilish sanitariya qoidalari va me'yorlari. — Toshkent, 2019.</w:t>
+        <w:spacing w:after="80" w:line="260"/>
+      </w:pPr>
+      <w:r>
+        <w:rPr>
+          <w:rFonts w:ascii="Times New Roman" w:cs="Times New Roman" w:eastAsia="Times New Roman" w:hAnsi="Times New Roman"/>
+          <w:sz w:val="28"/>
+          <w:szCs w:val="28"/>
+        </w:rPr>
+        <w:t xml:space="preserve">SanQvaM № 0365-19: Tibbiy anjom-asboblar va buyumlarni sterilizatsiya qilish markazlarini loyihalashtirish, qurish va ekspluatatsiya qilish sanitariya qoidalari va me'yorlari. Toshkent, 2019 (rasmiy nashr). Manba: xayrullokomilov.uz/kutubxona, material № 760 (kutubxonada "SanPiN" deb nomlangan; matnda tasdiqlovchi shaxs va sana to'ldirilmagan — tasdiqlanmagan; matn kirill yozuvida).</w:t>
       </w:r>
     </w:p>
     <w:p>
@@ -188,15 +341,56 @@
           <w:ilvl w:val="0"/>
           <w:numId w:val="2"/>
         </w:numPr>
-        <w:spacing w:after="40"/>
-      </w:pPr>
-      <w:r>
-        <w:t xml:space="preserve">Mirtazayev O.M., Zuyeva L.P., Matnazarova G.S. Epidemiologiya. — Toshkent, 2016.</w:t>
+        <w:spacing w:after="80" w:line="260"/>
+      </w:pPr>
+      <w:r>
+        <w:rPr>
+          <w:rFonts w:ascii="Times New Roman" w:cs="Times New Roman" w:eastAsia="Times New Roman" w:hAnsi="Times New Roman"/>
+          <w:sz w:val="28"/>
+          <w:szCs w:val="28"/>
+        </w:rPr>
+        <w:t xml:space="preserve">O'zbekiston Respublikasi Sog'liqni saqlash vazirligining 02.04.2019-yildagi 92-son buyrug'i va 1-ilova: Davolash-profilaktika muassasalarida shifoxona ichi infeksiyalarining oldini olish bo'yicha infeksion nazorat komissiyasi to'g'risidagi nizom. Manba: xayrullokomilov.uz/kutubxona, material № 425 (skanerlangan nusxa; kirill va lotin yozuvlari aralash).</w:t>
+      </w:r>
+    </w:p>
+    <w:p>
+      <w:pPr>
+        <w:pStyle w:val="ListParagraph"/>
+        <w:numPr>
+          <w:ilvl w:val="0"/>
+          <w:numId w:val="2"/>
+        </w:numPr>
+        <w:spacing w:after="80" w:line="260"/>
+      </w:pPr>
+      <w:r>
+        <w:rPr>
+          <w:rFonts w:ascii="Times New Roman" w:cs="Times New Roman" w:eastAsia="Times New Roman" w:hAnsi="Times New Roman"/>
+          <w:sz w:val="28"/>
+          <w:szCs w:val="28"/>
+        </w:rPr>
+        <w:t xml:space="preserve">O'zbekiston Respublikasining "Aholining sanitariya-epidemiologik osoyishtaligi to'g'risida"gi Qonuni (Qonunchilik palatasi 2015-yil 15-iyulda qabul qilgan, Senat 2015-yil 6-avgustda ma'qullagan), 12, 13, 32-moddalar. URL: https://lex.uz/docs/2732587. Manba: xayrullokomilov.uz/kutubxona, material № 201 (matn kirill yozuvida; asosiy raqami matnda ko'rsatilmagan — tasdiqlanmagan).</w:t>
+      </w:r>
+    </w:p>
+    <w:p>
+      <w:pPr>
+        <w:pStyle w:val="ListParagraph"/>
+        <w:numPr>
+          <w:ilvl w:val="0"/>
+          <w:numId w:val="2"/>
+        </w:numPr>
+        <w:spacing w:after="80" w:line="260"/>
+      </w:pPr>
+      <w:r>
+        <w:rPr>
+          <w:rFonts w:ascii="Times New Roman" w:cs="Times New Roman" w:eastAsia="Times New Roman" w:hAnsi="Times New Roman"/>
+          <w:sz w:val="28"/>
+          <w:szCs w:val="28"/>
+        </w:rPr>
+        <w:t xml:space="preserve">CDC. Principles of Epidemiology in Public Health Practice (SS1978), Lesson 1, Section 10: Chain of Infection. URL: https://archive.cdc.gov/www_cdc_gov/csels/dsepd/ss1978/lesson1/section10.html (kirilgan sana: 30.10.2026).</w:t>
       </w:r>
     </w:p>
     <w:sectPr>
       <w:pgSz w:w="11906" w:h="16838" w:orient="portrait"/>
-      <w:pgMar w:top="1134" w:right="850" w:bottom="1134" w:left="1418" w:header="708" w:footer="708" w:gutter="0"/>
+      <w:pgMar w:top="1134" w:right="850" w:bottom="1134" w:left="1701" w:header="708" w:footer="708" w:gutter="0"/>
       <w:pgNumType/>
       <w:docGrid w:linePitch="360"/>
     </w:sectPr>
@@ -368,48 +562,17 @@
     <w:multiLevelType w:val="hybridMultilevel"/>
     <w:lvl w:ilvl="0" w:tentative="1">
       <w:start w:val="1"/>
-      <w:numFmt w:val="bullet"/>
-      <w:lvlText w:val="•"/>
+      <w:numFmt w:val="decimal"/>
+      <w:lvlText w:val="[%1]"/>
       <w:lvlJc w:val="left"/>
       <w:pPr>
-        <w:ind w:left="576" w:hanging="316"/>
-      </w:pPr>
-    </w:lvl>
-  </w:abstractNum>
-  <w:abstractNum w:abstractNumId="3" w15:restartNumberingAfterBreak="0">
-    <w:multiLevelType w:val="hybridMultilevel"/>
-    <w:lvl w:ilvl="0" w:tentative="1">
-      <w:start w:val="1"/>
-      <w:numFmt w:val="decimal"/>
-      <w:lvlText w:val="%1."/>
-      <w:lvlJc w:val="left"/>
-      <w:pPr>
-        <w:ind w:left="576" w:hanging="316"/>
-      </w:pPr>
-    </w:lvl>
-  </w:abstractNum>
-  <w:abstractNum w:abstractNumId="4" w15:restartNumberingAfterBreak="0">
-    <w:multiLevelType w:val="hybridMultilevel"/>
-    <w:lvl w:ilvl="0" w:tentative="1">
-      <w:start w:val="1"/>
-      <w:numFmt w:val="decimal"/>
-      <w:lvlText w:val="%1."/>
-      <w:lvlJc w:val="left"/>
-      <w:pPr>
-        <w:ind w:left="576" w:hanging="316"/>
-      </w:pPr>
-    </w:lvl>
-  </w:abstractNum>
-  <w:abstractNum w:abstractNumId="90">
-    <w:multiLevelType w:val="hybridMultilevel"/>
-    <w:lvl w:ilvl="0">
-      <w:start w:val="1"/>
-      <w:numFmt w:val="decimal"/>
-      <w:lvlText w:val="%1)"/>
-      <w:lvlJc w:val="left"/>
-      <w:pPr>
-        <w:ind w:left="851" w:hanging="425"/>
-      </w:pPr>
+        <w:ind w:left="720" w:hanging="720"/>
+      </w:pPr>
+      <w:rPr>
+        <w:rFonts w:ascii="Times New Roman" w:cs="Times New Roman" w:eastAsia="Times New Roman" w:hAnsi="Times New Roman"/>
+        <w:sz w:val="28"/>
+        <w:szCs w:val="28"/>
+      </w:rPr>
     </w:lvl>
   </w:abstractNum>
   <w:num w:numId="1">
@@ -419,7 +582,7 @@
     </w:lvlOverride>
   </w:num>
   <w:num w:numId="2">
-    <w:abstractNumId w:val="4"/>
+    <w:abstractNumId w:val="2"/>
     <w:lvlOverride w:ilvl="0">
       <w:startOverride w:val="1"/>
     </w:lvlOverride>
@@ -433,8 +596,8 @@
     <w:rPrDefault>
       <w:rPr>
         <w:rFonts w:ascii="Times New Roman" w:cs="Times New Roman" w:eastAsia="Times New Roman" w:hAnsi="Times New Roman"/>
-        <w:sz w:val="24"/>
-        <w:szCs w:val="24"/>
+        <w:sz w:val="28"/>
+        <w:szCs w:val="28"/>
       </w:rPr>
     </w:rPrDefault>
     <w:pPrDefault/>
@@ -569,7 +732,7 @@
     <w:unhideWhenUsed/>
     <w:pPr>
       <w:spacing w:after="100"/>
-      <w:ind w:left="240"/>
+      <w:ind w:left="280"/>
     </w:pPr>
   </w:style>
   <w:style w:type="paragraph" w:styleId="TOC3">
@@ -581,7 +744,7 @@
     <w:unhideWhenUsed/>
     <w:pPr>
       <w:spacing w:after="100"/>
-      <w:ind w:left="480"/>
+      <w:ind w:left="560"/>
     </w:pPr>
   </w:style>
   <w:style w:type="paragraph" w:styleId="TOC4">
@@ -593,7 +756,7 @@
     <w:unhideWhenUsed/>
     <w:pPr>
       <w:spacing w:after="100"/>
-      <w:ind w:left="720"/>
+      <w:ind w:left="840"/>
     </w:pPr>
   </w:style>
   <w:style w:type="paragraph" w:styleId="TOC5">
@@ -605,7 +768,7 @@
     <w:unhideWhenUsed/>
     <w:pPr>
       <w:spacing w:after="100"/>
-      <w:ind w:left="960"/>
+      <w:ind w:left="1120"/>
     </w:pPr>
   </w:style>
   <w:style w:type="paragraph" w:styleId="TOC6">
@@ -617,7 +780,7 @@
     <w:unhideWhenUsed/>
     <w:pPr>
       <w:spacing w:after="100"/>
-      <w:ind w:left="1200"/>
+      <w:ind w:left="1400"/>
     </w:pPr>
   </w:style>
   <w:style w:type="paragraph" w:styleId="TOC7">
@@ -629,7 +792,7 @@
     <w:unhideWhenUsed/>
     <w:pPr>
       <w:spacing w:after="100"/>
-      <w:ind w:left="1440"/>
+      <w:ind w:left="1680"/>
     </w:pPr>
   </w:style>
   <w:style w:type="paragraph" w:styleId="TOC8">
@@ -641,7 +804,7 @@
     <w:unhideWhenUsed/>
     <w:pPr>
       <w:spacing w:after="100"/>
-      <w:ind w:left="1680"/>
+      <w:ind w:left="1960"/>
     </w:pPr>
   </w:style>
   <w:style w:type="paragraph" w:styleId="TOC9">
@@ -653,7 +816,7 @@
     <w:unhideWhenUsed/>
     <w:pPr>
       <w:spacing w:after="100"/>
-      <w:ind w:left="1920"/>
+      <w:ind w:left="2240"/>
     </w:pPr>
   </w:style>
   <w:style w:type="character" w:styleId="Hyperlink">
@@ -753,15 +916,16 @@
     <w:next w:val="Normal"/>
     <w:qFormat/>
     <w:pPr>
-      <w:spacing w:after="200"/>
-      <w:jc w:val="center"/>
+      <w:spacing w:after="240" w:before="0"/>
+      <w:outlineLvl w:val="0"/>
     </w:pPr>
     <w:rPr>
       <w:rFonts w:ascii="Times New Roman" w:cs="Times New Roman" w:eastAsia="Times New Roman" w:hAnsi="Times New Roman"/>
       <w:b/>
       <w:bCs/>
-      <w:sz w:val="28"/>
-      <w:szCs w:val="28"/>
+      <w:color w:val="000000"/>
+      <w:sz w:val="30"/>
+      <w:szCs w:val="30"/>
     </w:rPr>
   </w:style>
   <w:style w:type="paragraph" w:styleId="Heading2">
@@ -769,12 +933,17 @@
     <w:basedOn w:val="Normal"/>
     <w:next w:val="Normal"/>
     <w:qFormat/>
+    <w:pPr>
+      <w:spacing w:after="100" w:before="200"/>
+      <w:outlineLvl w:val="1"/>
+    </w:pPr>
     <w:rPr>
       <w:rFonts w:ascii="Times New Roman" w:cs="Times New Roman" w:eastAsia="Times New Roman" w:hAnsi="Times New Roman"/>
       <w:b/>
       <w:bCs/>
-      <w:sz w:val="26"/>
-      <w:szCs w:val="26"/>
+      <w:color w:val="000000"/>
+      <w:sz w:val="28"/>
+      <w:szCs w:val="28"/>
     </w:rPr>
   </w:style>
 </w:styles>
